--- a/assets/contracts/youthpolicy/v1/NVIDIA-DGX-Spark-remote-lease-revised.fillable.docx
+++ b/assets/contracts/youthpolicy/v1/NVIDIA-DGX-Spark-remote-lease-revised.fillable.docx
@@ -3657,7 +3657,7 @@
                 <w:szCs w:val="24"/>
                 <w:lang w:val="en-US" w:eastAsia="zh-CN" w:bidi="ar-SA"/>
               </w:rPr>
-              <w:t>85元/天</w:t>
+              <w:t>49元/天</w:t>
             </w:r>
           </w:p>
         </w:tc>
@@ -3694,7 +3694,7 @@
                 <w:szCs w:val="24"/>
                 <w:lang w:val="en-US" w:eastAsia="zh-CN" w:bidi="ar-SA"/>
               </w:rPr>
-              <w:t>85元</w:t>
+              <w:t>49元</w:t>
             </w:r>
           </w:p>
         </w:tc>
@@ -3860,7 +3860,7 @@
                 <w:szCs w:val="24"/>
                 <w:lang w:val="en-US" w:eastAsia="zh-CN" w:bidi="ar-SA"/>
               </w:rPr>
-              <w:t>520元/周</w:t>
+              <w:t>322元/周</w:t>
             </w:r>
           </w:p>
         </w:tc>
@@ -3897,7 +3897,7 @@
                 <w:szCs w:val="24"/>
                 <w:lang w:val="en-US" w:eastAsia="zh-CN" w:bidi="ar-SA"/>
               </w:rPr>
-              <w:t>74.3元</w:t>
+              <w:t>46元</w:t>
             </w:r>
           </w:p>
         </w:tc>
@@ -4063,7 +4063,7 @@
                 <w:szCs w:val="24"/>
                 <w:lang w:val="en-US" w:eastAsia="zh-CN" w:bidi="ar-SA"/>
               </w:rPr>
-              <w:t>1900元/月</w:t>
+              <w:t>1290元/月</w:t>
             </w:r>
           </w:p>
         </w:tc>
@@ -4100,7 +4100,7 @@
                 <w:szCs w:val="24"/>
                 <w:lang w:val="en-US" w:eastAsia="zh-CN" w:bidi="ar-SA"/>
               </w:rPr>
-              <w:t>63.3元</w:t>
+              <w:t>43元</w:t>
             </w:r>
           </w:p>
         </w:tc>
@@ -4266,7 +4266,7 @@
                 <w:szCs w:val="24"/>
                 <w:lang w:val="en-US" w:eastAsia="zh-CN" w:bidi="ar-SA"/>
               </w:rPr>
-              <w:t>5100元/季</w:t>
+              <w:t>3600元/季</w:t>
             </w:r>
           </w:p>
         </w:tc>
@@ -4303,7 +4303,7 @@
                 <w:szCs w:val="24"/>
                 <w:lang w:val="en-US" w:eastAsia="zh-CN" w:bidi="ar-SA"/>
               </w:rPr>
-              <w:t>56.7元</w:t>
+              <w:t>40元</w:t>
             </w:r>
           </w:p>
         </w:tc>
@@ -4469,7 +4469,7 @@
                 <w:szCs w:val="24"/>
                 <w:lang w:val="en-US" w:eastAsia="zh-CN" w:bidi="ar-SA"/>
               </w:rPr>
-              <w:t>15800元/年</w:t>
+              <w:t>13870元/年</w:t>
             </w:r>
           </w:p>
         </w:tc>
@@ -4506,7 +4506,7 @@
                 <w:szCs w:val="24"/>
                 <w:lang w:val="en-US" w:eastAsia="zh-CN" w:bidi="ar-SA"/>
               </w:rPr>
-              <w:t>43.3元</w:t>
+              <w:t>38元</w:t>
             </w:r>
           </w:p>
         </w:tc>
@@ -4596,7 +4596,7 @@
           <w:szCs w:val="32"/>
           <w:lang w:val="en-US" w:eastAsia="zh-CN" w:bidi="ar-SA"/>
         </w:rPr>
-        <w:t>首单周租特惠价349元/周</w:t>
+        <w:t>首单周租特惠价216元/周</w:t>
       </w:r>
     </w:p>
     <w:p>
@@ -4621,7 +4621,7 @@
           <w:szCs w:val="32"/>
           <w:lang w:val="en-US" w:eastAsia="zh-CN" w:bidi="ar-SA"/>
         </w:rPr>
-        <w:t>首单月租8折，优惠后1520元/月</w:t>
+        <w:t>首单月租8折，优惠后1032元/月</w:t>
       </w:r>
     </w:p>
     <w:p>
@@ -12356,7 +12356,7 @@
                 <w:szCs w:val="24"/>
                 <w:lang w:val="en-US" w:eastAsia="zh-CN" w:bidi="ar-SA"/>
               </w:rPr>
-              <w:t xml:space="preserve">1.实际使用租金：按日租单价85元/天核算，合计{{termination.actual_use_rent}}元</w:t>
+              <w:t xml:space="preserve">1.实际使用租金：按日租单价49元/天核算，合计{{termination.actual_use_rent}}元</w:t>
             </w:r>
           </w:p>
         </w:tc>
@@ -12440,7 +12440,7 @@
                 <w:szCs w:val="24"/>
                 <w:lang w:val="en-US" w:eastAsia="zh-CN" w:bidi="ar-SA"/>
               </w:rPr>
-              <w:t>2.档期空置违约金：1个月标准租金1900元</w:t>
+              <w:t>2.档期空置违约金：1个月标准租金1290元</w:t>
             </w:r>
           </w:p>
         </w:tc>
